--- a/操作手冊_1150625災點共同填報系統.docx
+++ b/操作手冊_1150625災點共同填報系統.docx
@@ -188,7 +188,7 @@
                 <w:sz w:val="21"/>
                 <w:szCs w:val="21"/>
               </w:rPr>
-              <w:t xml:space="preserve">互動地圖與填報介面,發佈於 GitHub Pages,電腦/手機皆可用(RWD)</w:t>
+              <w:t xml:space="preserve">互動地圖與填報介面(判定/深度/權責/致災原因/改善對策),發佈於 GitHub Pages,電腦/手機皆可用(RWD)</w:t>
             </w:r>
           </w:p>
         </w:tc>
@@ -254,7 +254,7 @@
                 <w:sz w:val="21"/>
                 <w:szCs w:val="21"/>
               </w:rPr>
-              <w:t xml:space="preserve">後端(Code.gs v3)</w:t>
+              <w:t xml:space="preserve">後端(Code.gs v4)</w:t>
             </w:r>
           </w:p>
         </w:tc>
@@ -1399,7 +1399,132 @@
           <w:sz w:val="25"/>
           <w:szCs w:val="25"/>
         </w:rPr>
-        <w:t xml:space="preserve">5.5 GPS 定位</w:t>
+        <w:t xml:space="preserve">5.6 致災原因與改善對策填報</w:t>
+      </w:r>
+    </w:p>
+    <w:p>
+      <w:pPr>
+        <w:spacing w:after="120" w:before="0"/>
+      </w:pPr>
+      <w:r>
+        <w:rPr>
+          <w:b w:val="false"/>
+          <w:bCs w:val="false"/>
+          <w:color w:val="122033"/>
+          <w:sz w:val="22"/>
+          <w:szCs w:val="22"/>
+        </w:rPr>
+        <w:t xml:space="preserve">填報視窗內有「致災原因(可複選)」與「改善對策(可複選,每項可選短/中/長期)」兩個摺疊區塊,點標題展開;已有紀錄的災點會自動展開並帶入既有勾選。批次填報時,勾選內容會統一套用到全部選取點。</w:t>
+      </w:r>
+    </w:p>
+    <w:p>
+      <w:pPr>
+        <w:pStyle w:val="ListParagraph"/>
+        <w:numPr>
+          <w:ilvl w:val="0"/>
+          <w:numId w:val="4"/>
+        </w:numPr>
+        <w:spacing w:after="90"/>
+      </w:pPr>
+      <w:r>
+        <w:rPr>
+          <w:b/>
+          <w:bCs/>
+          <w:sz w:val="22"/>
+          <w:szCs w:val="22"/>
+        </w:rPr>
+        <w:t xml:space="preserve">致災原因</w:t>
+      </w:r>
+      <w:r>
+        <w:rPr>
+          <w:sz w:val="22"/>
+          <w:szCs w:val="22"/>
+        </w:rPr>
+        <w:t xml:space="preserve">:道路側溝(無/不足)、雨水下水道(無/不足)、聯通管(無/不足)、中小區排(不足)、機械抽排(無/不足)、閘門(無)、地勢低窪凹陷、冒孔溢淹、涵洞積淹、過水路橋、車行地下道。同設施的「無/不足」互斥,點選即切換;另可於下方文字欄補充說明。</w:t>
+      </w:r>
+    </w:p>
+    <w:p>
+      <w:pPr>
+        <w:pStyle w:val="ListParagraph"/>
+        <w:numPr>
+          <w:ilvl w:val="0"/>
+          <w:numId w:val="4"/>
+        </w:numPr>
+        <w:spacing w:after="90"/>
+      </w:pPr>
+      <w:r>
+        <w:rPr>
+          <w:b/>
+          <w:bCs/>
+          <w:sz w:val="22"/>
+          <w:szCs w:val="22"/>
+        </w:rPr>
+        <w:t xml:space="preserve">改善對策</w:t>
+      </w:r>
+      <w:r>
+        <w:rPr>
+          <w:sz w:val="22"/>
+          <w:szCs w:val="22"/>
+        </w:rPr>
+        <w:t xml:space="preserve">:排水孔蓋(新增/改建/增大)、雨水下水道(新增/改建/增大)、新增聯通管、治理改善、更新機組、擴充抽水設備、新增閘門、水封改善、聚落圍堤、非工措施、清淤、改建洩壓式孔蓋、例行性封阻、增設CCTV。</w:t>
+      </w:r>
+      <w:r>
+        <w:rPr>
+          <w:b/>
+          <w:bCs/>
+          <w:sz w:val="22"/>
+          <w:szCs w:val="22"/>
+        </w:rPr>
+        <w:t xml:space="preserve">點選任一對策後,右側出現「短期/中期/長期」選項</w:t>
+      </w:r>
+      <w:r>
+        <w:rPr>
+          <w:sz w:val="22"/>
+          <w:szCs w:val="22"/>
+        </w:rPr>
+        <w:t xml:space="preserve">(預設短期),可為每項對策個別指定期程;另可於文字欄補充說明。</w:t>
+      </w:r>
+    </w:p>
+    <w:p>
+      <w:pPr>
+        <w:pStyle w:val="ListParagraph"/>
+        <w:numPr>
+          <w:ilvl w:val="0"/>
+          <w:numId w:val="4"/>
+        </w:numPr>
+        <w:spacing w:after="90"/>
+      </w:pPr>
+      <w:r>
+        <w:rPr>
+          <w:b/>
+          <w:bCs/>
+          <w:sz w:val="22"/>
+          <w:szCs w:val="22"/>
+        </w:rPr>
+        <w:t xml:space="preserve">成果匯出</w:t>
+      </w:r>
+      <w:r>
+        <w:rPr>
+          <w:sz w:val="22"/>
+          <w:szCs w:val="22"/>
+        </w:rPr>
+        <w:t xml:space="preserve">:匯出 CSV 於原 17 欄之後附加「致災原因/致災原因說明/改善對策(含期程)/改善對策說明」4 欄,前 17 欄格式不變,可直接貼回總表。</w:t>
+      </w:r>
+    </w:p>
+    <w:p>
+      <w:pPr>
+        <w:pStyle w:val="Heading2"/>
+        <w:spacing w:after="120" w:before="240"/>
+      </w:pPr>
+      <w:r>
+        <w:rPr>
+          <w:b/>
+          <w:bCs/>
+          <w:color w:val="122033"/>
+          <w:sz w:val="25"/>
+          <w:szCs w:val="25"/>
+        </w:rPr>
+        <w:t xml:space="preserve">5.7 GPS 定位</w:t>
       </w:r>
     </w:p>
     <w:p>
@@ -2191,7 +2316,7 @@
                 <w:sz w:val="21"/>
                 <w:szCs w:val="21"/>
               </w:rPr>
-              <w:t xml:space="preserve">檢查網路;確認 Code.gs 已部署為「所有人」可存取且為最新版本;左側面板可查連線狀態。</w:t>
+              <w:t xml:space="preserve">檢查網路;確認 Code.gs 已部署為「所有人」可存取且為最新版本(v4);左側面板可查連線狀態。</w:t>
             </w:r>
           </w:p>
         </w:tc>
@@ -2233,7 +2358,7 @@
                 <w:sz w:val="21"/>
                 <w:szCs w:val="21"/>
               </w:rPr>
-              <w:t xml:space="preserve">對方按「🔄 重新整理填報資料」;若仍無效,確認 Code.gs 已更新至 v3 並重新部署新版本。</w:t>
+              <w:t xml:space="preserve">對方按「🔄 重新整理填報資料」;若仍無效,確認 Code.gs 已更新至 v4 並重新部署新版本。</w:t>
             </w:r>
           </w:p>
         </w:tc>

--- a/操作手冊_1150625災點共同填報系統.docx
+++ b/操作手冊_1150625災點共同填報系統.docx
@@ -48,7 +48,7 @@
           <w:sz w:val="20"/>
           <w:szCs w:val="20"/>
         </w:rPr>
-        <w:t xml:space="preserve">資料版次:總表(依行政區排序)_0707v1|涵蓋:仁德、東、中西、北、安南、安平、南區</w:t>
+        <w:t xml:space="preserve">資料版次:總表(依行政區排序)_0710_濃縮災點|涵蓋:仁德、東、中西、北、安南、安平、南區</w:t>
       </w:r>
     </w:p>
     <w:p>
@@ -254,7 +254,7 @@
                 <w:sz w:val="21"/>
                 <w:szCs w:val="21"/>
               </w:rPr>
-              <w:t xml:space="preserve">後端(Code.gs v4)</w:t>
+              <w:t xml:space="preserve">後端(Code.gs v5)</w:t>
             </w:r>
           </w:p>
         </w:tc>
@@ -1524,7 +1524,69 @@
           <w:sz w:val="25"/>
           <w:szCs w:val="25"/>
         </w:rPr>
-        <w:t xml:space="preserve">5.7 GPS 定位</w:t>
+        <w:t xml:space="preserve">5.7 災點分類儀表板</w:t>
+      </w:r>
+    </w:p>
+    <w:p>
+      <w:pPr>
+        <w:spacing w:after="120" w:before="0"/>
+      </w:pPr>
+      <w:r>
+        <w:rPr>
+          <w:b w:val="false"/>
+          <w:bCs w:val="false"/>
+          <w:color w:val="122033"/>
+          <w:sz w:val="22"/>
+          <w:szCs w:val="22"/>
+        </w:rPr>
+        <w:t xml:space="preserve">左側面板統計區按「📊 災點分類儀表板」開啟。上方摘要卡顯示判定狀態四類(舊災點/新災點/非積淹水事件/未判定)之數量;各分類可展開,舊災點與新災點依「災點名稱」分組(即濃縮災點),列出各組所屬項次;下方另列系統初判五類。點擊任一項次即關閉儀表板、飛至該點放大並以紅色閃爍外框醒目標示、開啟屬性視窗;未定位項次以虛線紅字顯示不可點。統計範圍依目前行政區篩選。</w:t>
+      </w:r>
+    </w:p>
+    <w:p>
+      <w:pPr>
+        <w:pStyle w:val="Heading2"/>
+        <w:spacing w:after="120" w:before="240"/>
+      </w:pPr>
+      <w:r>
+        <w:rPr>
+          <w:b/>
+          <w:bCs/>
+          <w:color w:val="122033"/>
+          <w:sz w:val="25"/>
+          <w:szCs w:val="25"/>
+        </w:rPr>
+        <w:t xml:space="preserve">5.8 修改災點完整表單</w:t>
+      </w:r>
+    </w:p>
+    <w:p>
+      <w:pPr>
+        <w:spacing w:after="120" w:before="0"/>
+      </w:pPr>
+      <w:r>
+        <w:rPr>
+          <w:b w:val="false"/>
+          <w:bCs w:val="false"/>
+          <w:color w:val="122033"/>
+          <w:sz w:val="22"/>
+          <w:szCs w:val="22"/>
+        </w:rPr>
+        <w:t xml:space="preserve">災點屬性視窗按「🛠 修改完整表單」可線上編修:淹水路段(地址)、淹水高度、最大水深與時間、權責單位、淹水/退水時間、通報來源、備註、座標X/Y。儲存後即寫入資料庫(型別:資料修改),所有裝置同步;若座標有變更,點位即時移至新位置並自動閃爍展示,X/Y 顛倒會自動修正、超出臺南範圍會擋下。匯出 CSV 一律採用修改後的最新內容。</w:t>
+      </w:r>
+    </w:p>
+    <w:p>
+      <w:pPr>
+        <w:pStyle w:val="Heading2"/>
+        <w:spacing w:after="120" w:before="240"/>
+      </w:pPr>
+      <w:r>
+        <w:rPr>
+          <w:b/>
+          <w:bCs/>
+          <w:color w:val="122033"/>
+          <w:sz w:val="25"/>
+          <w:szCs w:val="25"/>
+        </w:rPr>
+        <w:t xml:space="preserve">5.9 GPS 定位</w:t>
       </w:r>
     </w:p>
     <w:p>
@@ -2316,7 +2378,7 @@
                 <w:sz w:val="21"/>
                 <w:szCs w:val="21"/>
               </w:rPr>
-              <w:t xml:space="preserve">檢查網路;確認 Code.gs 已部署為「所有人」可存取且為最新版本(v4);左側面板可查連線狀態。</w:t>
+              <w:t xml:space="preserve">檢查網路;確認 Code.gs 已部署為「所有人」可存取且為最新版本(v5);左側面板可查連線狀態。</w:t>
             </w:r>
           </w:p>
         </w:tc>
@@ -2358,7 +2420,7 @@
                 <w:sz w:val="21"/>
                 <w:szCs w:val="21"/>
               </w:rPr>
-              <w:t xml:space="preserve">對方按「🔄 重新整理填報資料」;若仍無效,確認 Code.gs 已更新至 v4 並重新部署新版本。</w:t>
+              <w:t xml:space="preserve">對方按「🔄 重新整理填報資料」;若仍無效,確認 Code.gs 已更新至 v5 並重新部署新版本。</w:t>
             </w:r>
           </w:p>
         </w:tc>
